--- a/report/여태림_분석보고서.docx
+++ b/report/여태림_분석보고서.docx
@@ -3809,7 +3809,7 @@
                 <w:color w:val="444444"/>
                 <w:sz w:val="16"/>
               </w:rPr>
-              <w:t>그림 6. 프로토타입 「서울 버스시계(T-ART)」 행정용 화면(정적 웹페이지, 저장소 app/). 그림 1~5는 본문에 포함.</w:t>
+              <w:t>그림 6. 시연 프로토타입 「서울 버스시계(T-ART)」 행정용 화면. 시간대를 고르면 동별 공급과 시간 사각지대가 지도에 표시되고, 동을 누르면 보강 수단별 순감축을 보여 준다(설치 없이 브라우저에서 실행).</w:t>
             </w:r>
           </w:p>
         </w:tc>
